--- a/fise/Fisa_4_Emailul_de_la_0758.docx
+++ b/fise/Fisa_4_Emailul_de_la_0758.docx
@@ -424,6 +424,70 @@
           </w:p>
         </w:tc>
       </w:tr>
+      <w:tr>
+        <w:trPr>
+          <w:cantSplit/>
+        </w:trPr>
+        <w:tc>
+          <w:tcPr>
+            <w:tcW w:type="dxa" w:w="2041"/>
+            <w:tcBorders>
+              <w:top w:val="single" w:sz="4" w:color="808080"/>
+              <w:left w:val="single" w:sz="4" w:color="808080"/>
+              <w:bottom w:val="single" w:sz="4" w:color="808080"/>
+              <w:right w:val="single" w:sz="4" w:color="808080"/>
+            </w:tcBorders>
+            <w:tcMar>
+              <w:top w:w="60" w:type="dxa"/>
+              <w:left w:w="100" w:type="dxa"/>
+              <w:bottom w:w="60" w:type="dxa"/>
+              <w:right w:w="100" w:type="dxa"/>
+            </w:tcMar>
+          </w:tcPr>
+          <w:p>
+            <w:pPr>
+              <w:spacing w:before="40" w:after="40"/>
+            </w:pPr>
+            <w:r>
+              <w:rPr>
+                <w:rFonts w:ascii="Cambria" w:hAnsi="Cambria" w:cs="Cambria" w:eastAsia="Cambria"/>
+                <w:b/>
+                <w:sz w:val="22"/>
+              </w:rPr>
+              <w:t>Fișier de pornire</w:t>
+            </w:r>
+          </w:p>
+        </w:tc>
+        <w:tc>
+          <w:tcPr>
+            <w:tcW w:type="dxa" w:w="8164"/>
+            <w:tcBorders>
+              <w:top w:val="single" w:sz="4" w:color="808080"/>
+              <w:left w:val="single" w:sz="4" w:color="808080"/>
+              <w:bottom w:val="single" w:sz="4" w:color="808080"/>
+              <w:right w:val="single" w:sz="4" w:color="808080"/>
+            </w:tcBorders>
+            <w:tcMar>
+              <w:top w:w="60" w:type="dxa"/>
+              <w:left w:w="100" w:type="dxa"/>
+              <w:bottom w:w="60" w:type="dxa"/>
+              <w:right w:w="100" w:type="dxa"/>
+            </w:tcMar>
+          </w:tcPr>
+          <w:p>
+            <w:pPr>
+              <w:spacing w:before="40" w:after="40"/>
+            </w:pPr>
+            <w:r>
+              <w:rPr>
+                <w:rFonts w:ascii="Cambria" w:hAnsi="Cambria" w:cs="Cambria" w:eastAsia="Cambria"/>
+                <w:sz w:val="22"/>
+              </w:rPr>
+              <w:t>T04_Email_PORNIRE.docx (îl descarci de pe site, din fișa temei)</w:t>
+            </w:r>
+          </w:p>
+        </w:tc>
+      </w:tr>
     </w:tbl>
     <w:p>
       <w:pPr>
@@ -454,7 +518,7 @@
           <w:rFonts w:ascii="Cambria" w:hAnsi="Cambria" w:cs="Cambria" w:eastAsia="Cambria"/>
           <w:sz w:val="24"/>
         </w:rPr>
-        <w:t>Este 07:58. În căsuța ta de e-mail apare un mesaj de la șeful de birou, domnul Mihai Ionescu, trimis către toți cei 37 de colegi. Mesajul e scris în grabă. Tu ai chiar tabelul cu cheltuielile pe care îl caută (cel din Tema 1).</w:t>
+        <w:t>Este 07:58. În căsuța ta de e-mail apare un mesaj de la șeful de birou, domnul Mihai Ionescu, trimis către toți cei 37 de colegi. Mesajul e scris în grabă și caută un tabel cu cheltuielile.</w:t>
       </w:r>
     </w:p>
     <w:p>
@@ -496,7 +560,7 @@
           <w:rFonts w:ascii="Cambria" w:hAnsi="Cambria" w:cs="Cambria" w:eastAsia="Cambria"/>
           <w:sz w:val="24"/>
         </w:rPr>
-        <w:t>: clar, politicos, cu fișierul atașat și fără să mai încarci inutil căsuțele colegilor.</w:t>
+        <w:t>: clar, politicos, cu documentul atașat și fără să încarci inutil căsuțele colegilor.</w:t>
       </w:r>
     </w:p>
     <w:p>
@@ -533,29 +597,28 @@
           <w:b/>
           <w:sz w:val="24"/>
         </w:rPr>
-        <w:t>Citește e-mailul de la 07:58</w:t>
+        <w:t>Descarcă fișierul de pornire</w:t>
       </w:r>
       <w:r>
         <w:rPr>
           <w:rFonts w:ascii="Cambria" w:hAnsi="Cambria" w:cs="Cambria" w:eastAsia="Cambria"/>
           <w:sz w:val="24"/>
         </w:rPr>
-        <w:t xml:space="preserve"> din fila </w:t>
+        <w:t xml:space="preserve"> de pe site și salvează-l ca </w:t>
       </w:r>
       <w:r>
         <w:rPr>
-          <w:rFonts w:ascii="Cambria" w:hAnsi="Cambria" w:cs="Cambria" w:eastAsia="Cambria"/>
-          <w:i/>
-          <w:sz w:val="24"/>
+          <w:rFonts w:ascii="Consolas" w:hAnsi="Consolas" w:cs="Consolas" w:eastAsia="Consolas"/>
+          <w:sz w:val="22"/>
         </w:rPr>
-        <w:t>Exemplu</w:t>
+        <w:t>T04_Email_Nume_Prenume.docx</w:t>
       </w:r>
       <w:r>
         <w:rPr>
           <w:rFonts w:ascii="Cambria" w:hAnsi="Cambria" w:cs="Cambria" w:eastAsia="Cambria"/>
           <w:sz w:val="24"/>
         </w:rPr>
-        <w:t>. Imaginează-ți că tu ai tabelul cu cheltuielile pe care îl caută șeful (cel din Tema 1).</w:t>
+        <w:t>, cu numele tău. În el găsești: e-mailul șefului, un tabel cu 4 rânduri și scheletul răspunsului.</w:t>
       </w:r>
     </w:p>
     <w:p>
@@ -577,29 +640,14 @@
           <w:b/>
           <w:sz w:val="24"/>
         </w:rPr>
-        <w:t>Caută greșelile:</w:t>
+        <w:t>Găsește 4 greșeli</w:t>
       </w:r>
       <w:r>
         <w:rPr>
           <w:rFonts w:ascii="Cambria" w:hAnsi="Cambria" w:cs="Cambria" w:eastAsia="Cambria"/>
           <w:sz w:val="24"/>
         </w:rPr>
-        <w:t xml:space="preserve"> notează cel puțin </w:t>
-      </w:r>
-      <w:r>
-        <w:rPr>
-          <w:rFonts w:ascii="Cambria" w:hAnsi="Cambria" w:cs="Cambria" w:eastAsia="Cambria"/>
-          <w:b/>
-          <w:sz w:val="24"/>
-        </w:rPr>
-        <w:t>5 lucruri care nu merg</w:t>
-      </w:r>
-      <w:r>
-        <w:rPr>
-          <w:rFonts w:ascii="Cambria" w:hAnsi="Cambria" w:cs="Cambria" w:eastAsia="Cambria"/>
-          <w:sz w:val="24"/>
-        </w:rPr>
-        <w:t>. Indicii: subiectul, tonul, ce se cere exact, cui e trimis, cum e scris, cum se termină.</w:t>
+        <w:t xml:space="preserve"> în e-mailul de la 07:58. Indicii: subiectul, tonul, cererea (e clar ce tabel și până când?), cui e trimis, cum e scris (diacritice, majuscule), cum se termină.</w:t>
       </w:r>
     </w:p>
     <w:p>
@@ -621,14 +669,44 @@
           <w:b/>
           <w:sz w:val="24"/>
         </w:rPr>
-        <w:t>Reține cele 6 părți ale unui e-mail bun:</w:t>
+        <w:t>Completează tabelul:</w:t>
       </w:r>
       <w:r>
         <w:rPr>
           <w:rFonts w:ascii="Cambria" w:hAnsi="Cambria" w:cs="Cambria" w:eastAsia="Cambria"/>
           <w:sz w:val="24"/>
         </w:rPr>
-        <w:t xml:space="preserve"> (1) subiect clar, (2) salut, (3) mesajul în 3 fraze: ce trimit, detalii, ce urmează, (4) ton politicos, (5) atașament cu nume clar, (6) semnătură.</w:t>
+        <w:t xml:space="preserve"> un rând pe greșeală, în coloanele </w:t>
+      </w:r>
+      <w:r>
+        <w:rPr>
+          <w:rFonts w:ascii="Cambria" w:hAnsi="Cambria" w:cs="Cambria" w:eastAsia="Cambria"/>
+          <w:i/>
+          <w:sz w:val="24"/>
+        </w:rPr>
+        <w:t>Ce nu e în regulă</w:t>
+      </w:r>
+      <w:r>
+        <w:rPr>
+          <w:rFonts w:ascii="Cambria" w:hAnsi="Cambria" w:cs="Cambria" w:eastAsia="Cambria"/>
+          <w:sz w:val="24"/>
+        </w:rPr>
+        <w:t xml:space="preserve"> și </w:t>
+      </w:r>
+      <w:r>
+        <w:rPr>
+          <w:rFonts w:ascii="Cambria" w:hAnsi="Cambria" w:cs="Cambria" w:eastAsia="Cambria"/>
+          <w:i/>
+          <w:sz w:val="24"/>
+        </w:rPr>
+        <w:t>Cum ar trebui</w:t>
+      </w:r>
+      <w:r>
+        <w:rPr>
+          <w:rFonts w:ascii="Cambria" w:hAnsi="Cambria" w:cs="Cambria" w:eastAsia="Cambria"/>
+          <w:sz w:val="24"/>
+        </w:rPr>
+        <w:t>.</w:t>
       </w:r>
     </w:p>
     <w:p>
@@ -650,28 +728,14 @@
           <w:b/>
           <w:sz w:val="24"/>
         </w:rPr>
-        <w:t>Deschide Word</w:t>
+        <w:t>Completează scheletul de răspuns</w:t>
       </w:r>
       <w:r>
         <w:rPr>
           <w:rFonts w:ascii="Cambria" w:hAnsi="Cambria" w:cs="Cambria" w:eastAsia="Cambria"/>
           <w:sz w:val="24"/>
         </w:rPr>
-        <w:t xml:space="preserve"> și salvează imediat ca </w:t>
-      </w:r>
-      <w:r>
-        <w:rPr>
-          <w:rFonts w:ascii="Consolas" w:hAnsi="Consolas" w:cs="Consolas" w:eastAsia="Consolas"/>
-          <w:sz w:val="22"/>
-        </w:rPr>
-        <w:t>T04_Email_Nume_Prenume.docx</w:t>
-      </w:r>
-      <w:r>
-        <w:rPr>
-          <w:rFonts w:ascii="Cambria" w:hAnsi="Cambria" w:cs="Cambria" w:eastAsia="Cambria"/>
-          <w:sz w:val="24"/>
-        </w:rPr>
-        <w:t>. Scrie titlul „E-mailul de la 07:58 – Nume Prenume”.</w:t>
+        <w:t xml:space="preserve"> din fișier: subiectul propus pentru șef, salut, ce trimiți, detalii, ce urmează, semnătură. Scurt: 3–6 propoziții. Fără MAJUSCULE și fără semne de exclamare multe.</w:t>
       </w:r>
     </w:p>
     <w:p>
@@ -693,161 +757,14 @@
           <w:b/>
           <w:sz w:val="24"/>
         </w:rPr>
-        <w:t>Partea 1 – tabelul:</w:t>
+        <w:t>Trimite e-mailul.</w:t>
       </w:r>
       <w:r>
         <w:rPr>
           <w:rFonts w:ascii="Cambria" w:hAnsi="Cambria" w:cs="Cambria" w:eastAsia="Cambria"/>
           <w:sz w:val="24"/>
         </w:rPr>
-        <w:t xml:space="preserve"> inserează un tabel real cu 3 coloane: </w:t>
-      </w:r>
-      <w:r>
-        <w:rPr>
-          <w:rFonts w:ascii="Cambria" w:hAnsi="Cambria" w:cs="Cambria" w:eastAsia="Cambria"/>
-          <w:i/>
-          <w:sz w:val="24"/>
-        </w:rPr>
-        <w:t>Nr.</w:t>
-      </w:r>
-      <w:r>
-        <w:rPr>
-          <w:rFonts w:ascii="Cambria" w:hAnsi="Cambria" w:cs="Cambria" w:eastAsia="Cambria"/>
-          <w:sz w:val="24"/>
-        </w:rPr>
-        <w:t xml:space="preserve"> | </w:t>
-      </w:r>
-      <w:r>
-        <w:rPr>
-          <w:rFonts w:ascii="Cambria" w:hAnsi="Cambria" w:cs="Cambria" w:eastAsia="Cambria"/>
-          <w:i/>
-          <w:sz w:val="24"/>
-        </w:rPr>
-        <w:t>Ce nu e în regulă</w:t>
-      </w:r>
-      <w:r>
-        <w:rPr>
-          <w:rFonts w:ascii="Cambria" w:hAnsi="Cambria" w:cs="Cambria" w:eastAsia="Cambria"/>
-          <w:sz w:val="24"/>
-        </w:rPr>
-        <w:t xml:space="preserve"> | </w:t>
-      </w:r>
-      <w:r>
-        <w:rPr>
-          <w:rFonts w:ascii="Cambria" w:hAnsi="Cambria" w:cs="Cambria" w:eastAsia="Cambria"/>
-          <w:i/>
-          <w:sz w:val="24"/>
-        </w:rPr>
-        <w:t>Cum ar trebui</w:t>
-      </w:r>
-      <w:r>
-        <w:rPr>
-          <w:rFonts w:ascii="Cambria" w:hAnsi="Cambria" w:cs="Cambria" w:eastAsia="Cambria"/>
-          <w:sz w:val="24"/>
-        </w:rPr>
-        <w:t>. Minim 5 rânduri.</w:t>
-      </w:r>
-    </w:p>
-    <w:p>
-      <w:pPr>
-        <w:spacing w:before="0" w:after="80"/>
-        <w:ind w:left="510" w:hanging="510"/>
-      </w:pPr>
-      <w:r>
-        <w:rPr>
-          <w:rFonts w:ascii="Cambria" w:hAnsi="Cambria" w:cs="Cambria" w:eastAsia="Cambria"/>
-          <w:sz w:val="24"/>
-        </w:rPr>
-        <w:t>6.</w:t>
-        <w:tab/>
-      </w:r>
-      <w:r>
-        <w:rPr>
-          <w:rFonts w:ascii="Cambria" w:hAnsi="Cambria" w:cs="Cambria" w:eastAsia="Cambria"/>
-          <w:b/>
-          <w:sz w:val="24"/>
-        </w:rPr>
-        <w:t>Partea 2 – răspunsul:</w:t>
-      </w:r>
-      <w:r>
-        <w:rPr>
-          <w:rFonts w:ascii="Cambria" w:hAnsi="Cambria" w:cs="Cambria" w:eastAsia="Cambria"/>
-          <w:sz w:val="24"/>
-        </w:rPr>
-        <w:t xml:space="preserve"> scrie </w:t>
-      </w:r>
-      <w:r>
-        <w:rPr>
-          <w:rFonts w:ascii="Cambria" w:hAnsi="Cambria" w:cs="Cambria" w:eastAsia="Cambria"/>
-          <w:i/>
-          <w:sz w:val="24"/>
-        </w:rPr>
-        <w:t>Subiectul propus pentru șef</w:t>
-      </w:r>
-      <w:r>
-        <w:rPr>
-          <w:rFonts w:ascii="Cambria" w:hAnsi="Cambria" w:cs="Cambria" w:eastAsia="Cambria"/>
-          <w:sz w:val="24"/>
-        </w:rPr>
-        <w:t xml:space="preserve"> și apoi mesajul: salut, ce trimiți, detalii, ce urmează, semnătură. Fii scurt: 3–6 propoziții.</w:t>
-      </w:r>
-    </w:p>
-    <w:p>
-      <w:pPr>
-        <w:spacing w:before="0" w:after="80"/>
-        <w:ind w:left="510" w:hanging="510"/>
-      </w:pPr>
-      <w:r>
-        <w:rPr>
-          <w:rFonts w:ascii="Cambria" w:hAnsi="Cambria" w:cs="Cambria" w:eastAsia="Cambria"/>
-          <w:sz w:val="24"/>
-        </w:rPr>
-        <w:t>7.</w:t>
-        <w:tab/>
-      </w:r>
-      <w:r>
-        <w:rPr>
-          <w:rFonts w:ascii="Cambria" w:hAnsi="Cambria" w:cs="Cambria" w:eastAsia="Cambria"/>
-          <w:b/>
-          <w:sz w:val="24"/>
-        </w:rPr>
-        <w:t>Verifică răspunsul</w:t>
-      </w:r>
-      <w:r>
-        <w:rPr>
-          <w:rFonts w:ascii="Cambria" w:hAnsi="Cambria" w:cs="Cambria" w:eastAsia="Cambria"/>
-          <w:sz w:val="24"/>
-        </w:rPr>
-        <w:t xml:space="preserve"> cu cele 6 părți. Citește-l cu voce tare. Fără MAJUSCULE, fără mai multe semne de exclamare la rând.</w:t>
-      </w:r>
-    </w:p>
-    <w:p>
-      <w:pPr>
-        <w:spacing w:before="0" w:after="80"/>
-        <w:ind w:left="510" w:hanging="510"/>
-      </w:pPr>
-      <w:r>
-        <w:rPr>
-          <w:rFonts w:ascii="Cambria" w:hAnsi="Cambria" w:cs="Cambria" w:eastAsia="Cambria"/>
-          <w:sz w:val="24"/>
-        </w:rPr>
-        <w:t>8.</w:t>
-        <w:tab/>
-      </w:r>
-      <w:r>
-        <w:rPr>
-          <w:rFonts w:ascii="Cambria" w:hAnsi="Cambria" w:cs="Cambria" w:eastAsia="Cambria"/>
-          <w:b/>
-          <w:sz w:val="24"/>
-        </w:rPr>
-        <w:t>Deschide e-mailul</w:t>
-      </w:r>
-      <w:r>
-        <w:rPr>
-          <w:rFonts w:ascii="Cambria" w:hAnsi="Cambria" w:cs="Cambria" w:eastAsia="Cambria"/>
-          <w:sz w:val="24"/>
-        </w:rPr>
-        <w:t xml:space="preserve"> (Gmail, Outlook etc.) și fă un mesaj nou. </w:t>
+        <w:t xml:space="preserve"> Mesaj nou în Gmail, Outlook etc.: </w:t>
       </w:r>
       <w:r>
         <w:rPr>
@@ -876,7 +793,7 @@
           <w:rFonts w:ascii="Cambria" w:hAnsi="Cambria" w:cs="Cambria" w:eastAsia="Cambria"/>
           <w:sz w:val="24"/>
         </w:rPr>
-        <w:t xml:space="preserve">. </w:t>
+        <w:t xml:space="preserve">; </w:t>
       </w:r>
       <w:r>
         <w:rPr>
@@ -905,36 +822,7 @@
           <w:rFonts w:ascii="Cambria" w:hAnsi="Cambria" w:cs="Cambria" w:eastAsia="Cambria"/>
           <w:sz w:val="24"/>
         </w:rPr>
-        <w:t>. În corpul mesajului lipește răspunsul tău din Word (partea 2).</w:t>
-      </w:r>
-    </w:p>
-    <w:p>
-      <w:pPr>
-        <w:spacing w:before="0" w:after="80"/>
-        <w:ind w:left="510" w:hanging="510"/>
-      </w:pPr>
-      <w:r>
-        <w:rPr>
-          <w:rFonts w:ascii="Cambria" w:hAnsi="Cambria" w:cs="Cambria" w:eastAsia="Cambria"/>
-          <w:sz w:val="24"/>
-        </w:rPr>
-        <w:t>9.</w:t>
-        <w:tab/>
-      </w:r>
-      <w:r>
-        <w:rPr>
-          <w:rFonts w:ascii="Cambria" w:hAnsi="Cambria" w:cs="Cambria" w:eastAsia="Cambria"/>
-          <w:b/>
-          <w:sz w:val="24"/>
-        </w:rPr>
-        <w:t>Atașează două fișiere:</w:t>
-      </w:r>
-      <w:r>
-        <w:rPr>
-          <w:rFonts w:ascii="Cambria" w:hAnsi="Cambria" w:cs="Cambria" w:eastAsia="Cambria"/>
-          <w:sz w:val="24"/>
-        </w:rPr>
-        <w:t xml:space="preserve"> </w:t>
+        <w:t xml:space="preserve">; în corp lipești răspunsul tău din Word; atașezi </w:t>
       </w:r>
       <w:r>
         <w:rPr>
@@ -948,21 +836,7 @@
           <w:rFonts w:ascii="Cambria" w:hAnsi="Cambria" w:cs="Cambria" w:eastAsia="Cambria"/>
           <w:sz w:val="24"/>
         </w:rPr>
-        <w:t xml:space="preserve"> și </w:t>
-      </w:r>
-      <w:r>
-        <w:rPr>
-          <w:rFonts w:ascii="Consolas" w:hAnsi="Consolas" w:cs="Consolas" w:eastAsia="Consolas"/>
-          <w:sz w:val="22"/>
-        </w:rPr>
-        <w:t>T01_Excel_Nume_Prenume.xlsx</w:t>
-      </w:r>
-      <w:r>
-        <w:rPr>
-          <w:rFonts w:ascii="Cambria" w:hAnsi="Cambria" w:cs="Cambria" w:eastAsia="Cambria"/>
-          <w:sz w:val="24"/>
-        </w:rPr>
-        <w:t>. Verifică să apară în mesaj. Apoi trimite.</w:t>
+        <w:t>. Verifică să apară atașamentul, apoi trimite.</w:t>
       </w:r>
     </w:p>
     <w:p>
@@ -1132,7 +1006,7 @@
           <w:b/>
           <w:sz w:val="24"/>
         </w:rPr>
-        <w:t>Unde te uiți când cauți greșelile</w:t>
+        <w:t>Unde te uiți când cauți greșelile (ajung 4 din 6)</w:t>
       </w:r>
     </w:p>
     <w:p>
@@ -1539,7 +1413,7 @@
           <w:rFonts w:ascii="Cambria" w:hAnsi="Cambria" w:cs="Cambria" w:eastAsia="Cambria"/>
           <w:sz w:val="24"/>
         </w:rPr>
-        <w:t xml:space="preserve">Atașamente: </w:t>
+        <w:t xml:space="preserve">Atașament: </w:t>
       </w:r>
       <w:r>
         <w:rPr>
@@ -1553,7 +1427,7 @@
           <w:rFonts w:ascii="Cambria" w:hAnsi="Cambria" w:cs="Cambria" w:eastAsia="Cambria"/>
           <w:sz w:val="24"/>
         </w:rPr>
-        <w:t xml:space="preserve"> (obligatoriu) și </w:t>
+        <w:t xml:space="preserve">. Dacă ai și </w:t>
       </w:r>
       <w:r>
         <w:rPr>
@@ -1567,28 +1441,7 @@
           <w:rFonts w:ascii="Cambria" w:hAnsi="Cambria" w:cs="Cambria" w:eastAsia="Cambria"/>
           <w:sz w:val="24"/>
         </w:rPr>
-        <w:t xml:space="preserve"> (fișierul cerut de șef).</w:t>
-      </w:r>
-    </w:p>
-    <w:p>
-      <w:pPr>
-        <w:spacing w:before="0" w:after="60"/>
-        <w:ind w:left="510" w:hanging="283"/>
-      </w:pPr>
-      <w:r>
-        <w:rPr>
-          <w:rFonts w:ascii="Cambria" w:hAnsi="Cambria" w:cs="Cambria" w:eastAsia="Cambria"/>
-          <w:sz w:val="24"/>
-        </w:rPr>
-        <w:t>•</w:t>
-        <w:tab/>
-      </w:r>
-      <w:r>
-        <w:rPr>
-          <w:rFonts w:ascii="Cambria" w:hAnsi="Cambria" w:cs="Cambria" w:eastAsia="Cambria"/>
-          <w:sz w:val="24"/>
-        </w:rPr>
-        <w:t>Dacă nu ai fișierul din Tema 1, atașează doar documentul Word și scrie în mesaj că tabelul îl trimiți separat.</w:t>
+        <w:t xml:space="preserve"> din Tema 1, îl poți atașa și pe el (nu e obligatoriu).</w:t>
       </w:r>
     </w:p>
     <w:p>
@@ -1708,14 +1561,14 @@
           <w:b/>
           <w:sz w:val="24"/>
         </w:rPr>
-        <w:t>cel puțin 5 greșeli</w:t>
+        <w:t>4 greșeli</w:t>
       </w:r>
       <w:r>
         <w:rPr>
           <w:rFonts w:ascii="Cambria" w:hAnsi="Cambria" w:cs="Cambria" w:eastAsia="Cambria"/>
           <w:sz w:val="24"/>
         </w:rPr>
-        <w:t xml:space="preserve"> în e-mailul de la 07:58.</w:t>
+        <w:t xml:space="preserve"> în e-mailul de la 07:58, în tabel.</w:t>
       </w:r>
     </w:p>
     <w:p>
@@ -1736,22 +1589,7 @@
           <w:rFonts w:ascii="Cambria" w:hAnsi="Cambria" w:cs="Cambria" w:eastAsia="Cambria"/>
           <w:sz w:val="24"/>
         </w:rPr>
-        <w:t xml:space="preserve">Răspunsul are cele </w:t>
-      </w:r>
-      <w:r>
-        <w:rPr>
-          <w:rFonts w:ascii="Cambria" w:hAnsi="Cambria" w:cs="Cambria" w:eastAsia="Cambria"/>
-          <w:b/>
-          <w:sz w:val="24"/>
-        </w:rPr>
-        <w:t>6 părți</w:t>
-      </w:r>
-      <w:r>
-        <w:rPr>
-          <w:rFonts w:ascii="Cambria" w:hAnsi="Cambria" w:cs="Cambria" w:eastAsia="Cambria"/>
-          <w:sz w:val="24"/>
-        </w:rPr>
-        <w:t xml:space="preserve"> (subiect, salut, mesaj, ton, atașament, semnătură).</w:t>
+        <w:t>Răspunsul are subiect, salut, mesaj, ton politicos și semnătură.</w:t>
       </w:r>
     </w:p>
     <w:p>
@@ -1829,28 +1667,7 @@
           <w:rFonts w:ascii="Cambria" w:hAnsi="Cambria" w:cs="Cambria" w:eastAsia="Cambria"/>
           <w:sz w:val="24"/>
         </w:rPr>
-        <w:t>Atașamentele chiar apar în e-mail și au nume clare.</w:t>
-      </w:r>
-    </w:p>
-    <w:p>
-      <w:pPr>
-        <w:spacing w:before="0" w:after="60"/>
-        <w:ind w:left="510" w:hanging="397"/>
-      </w:pPr>
-      <w:r>
-        <w:rPr>
-          <w:rFonts w:ascii="Cambria" w:hAnsi="Cambria" w:cs="Cambria" w:eastAsia="Cambria"/>
-          <w:sz w:val="24"/>
-        </w:rPr>
-        <w:t>☐</w:t>
-        <w:tab/>
-      </w:r>
-      <w:r>
-        <w:rPr>
-          <w:rFonts w:ascii="Cambria" w:hAnsi="Cambria" w:cs="Cambria" w:eastAsia="Cambria"/>
-          <w:sz w:val="24"/>
-        </w:rPr>
-        <w:t>Fișierul Word și subiectul e-mailului au numele cerut.</w:t>
+        <w:t>Atașamentul chiar apare în e-mail și are numele cerut.</w:t>
       </w:r>
     </w:p>
     <w:p>
@@ -2081,7 +1898,7 @@
                 <w:rFonts w:ascii="Cambria" w:hAnsi="Cambria" w:cs="Cambria" w:eastAsia="Cambria"/>
                 <w:sz w:val="21"/>
               </w:rPr>
-              <w:t>Tabel cu minim 5 greșeli și răspuns complet</w:t>
+              <w:t>Tabel cu 4 greșeli și răspuns complet</w:t>
             </w:r>
           </w:p>
         </w:tc>
@@ -2426,7 +2243,7 @@
                 <w:rFonts w:ascii="Cambria" w:hAnsi="Cambria" w:cs="Cambria" w:eastAsia="Cambria"/>
                 <w:sz w:val="21"/>
               </w:rPr>
-              <w:t>E-mail trimis corect: destinatar, subiect, atașamente, fără «Răspunde tuturor»</w:t>
+              <w:t>E-mail trimis corect: destinatar, subiect, atașament, fără «Răspunde tuturor»</w:t>
             </w:r>
           </w:p>
         </w:tc>

--- a/fise/Fisa_4_Emailul_de_la_0758.docx
+++ b/fise/Fisa_4_Emailul_de_la_0758.docx
@@ -561,6 +561,167 @@
           <w:sz w:val="24"/>
         </w:rPr>
         <w:t>: clar, politicos, cu documentul atașat și fără să încarci inutil căsuțele colegilor.</w:t>
+      </w:r>
+    </w:p>
+    <w:p>
+      <w:pPr>
+        <w:keepNext/>
+        <w:spacing w:before="80" w:after="60"/>
+      </w:pPr>
+      <w:r>
+        <w:rPr>
+          <w:rFonts w:ascii="Cambria" w:hAnsi="Cambria" w:cs="Cambria" w:eastAsia="Cambria"/>
+          <w:b/>
+          <w:color w:val="1F3864"/>
+          <w:sz w:val="24"/>
+        </w:rPr>
+        <w:t>Legătura cu teoria – Ziua 3, Ora 9: Comunicare digitală · e-mail</w:t>
+      </w:r>
+    </w:p>
+    <w:p>
+      <w:pPr>
+        <w:spacing w:before="0" w:after="40"/>
+        <w:ind w:left="510" w:hanging="283"/>
+      </w:pPr>
+      <w:r>
+        <w:rPr>
+          <w:rFonts w:ascii="Cambria" w:hAnsi="Cambria" w:cs="Cambria" w:eastAsia="Cambria"/>
+          <w:sz w:val="23"/>
+        </w:rPr>
+        <w:t>•</w:t>
+        <w:tab/>
+      </w:r>
+      <w:r>
+        <w:rPr>
+          <w:rFonts w:ascii="Cambria" w:hAnsi="Cambria" w:cs="Cambria" w:eastAsia="Cambria"/>
+          <w:b/>
+          <w:sz w:val="23"/>
+        </w:rPr>
+        <w:t>Subiectul decide dacă mesajul e citit</w:t>
+      </w:r>
+      <w:r>
+        <w:rPr>
+          <w:rFonts w:ascii="Cambria" w:hAnsi="Cambria" w:cs="Cambria" w:eastAsia="Cambria"/>
+          <w:sz w:val="23"/>
+        </w:rPr>
+        <w:t>: clar, scurt, despre ce e vorba. «URGENT!!!» spune prea mult; «Salut» nu spune nimic.</w:t>
+      </w:r>
+    </w:p>
+    <w:p>
+      <w:pPr>
+        <w:spacing w:before="0" w:after="40"/>
+        <w:ind w:left="510" w:hanging="283"/>
+      </w:pPr>
+      <w:r>
+        <w:rPr>
+          <w:rFonts w:ascii="Cambria" w:hAnsi="Cambria" w:cs="Cambria" w:eastAsia="Cambria"/>
+          <w:sz w:val="23"/>
+        </w:rPr>
+        <w:t>•</w:t>
+        <w:tab/>
+      </w:r>
+      <w:r>
+        <w:rPr>
+          <w:rFonts w:ascii="Cambria" w:hAnsi="Cambria" w:cs="Cambria" w:eastAsia="Cambria"/>
+          <w:b/>
+          <w:sz w:val="23"/>
+        </w:rPr>
+        <w:t>Corpul mesajului, în ordine:</w:t>
+      </w:r>
+      <w:r>
+        <w:rPr>
+          <w:rFonts w:ascii="Cambria" w:hAnsi="Cambria" w:cs="Cambria" w:eastAsia="Cambria"/>
+          <w:sz w:val="23"/>
+        </w:rPr>
+        <w:t xml:space="preserve"> formula de adresare, apoi </w:t>
+      </w:r>
+      <w:r>
+        <w:rPr>
+          <w:rFonts w:ascii="Cambria" w:hAnsi="Cambria" w:cs="Cambria" w:eastAsia="Cambria"/>
+          <w:i/>
+          <w:sz w:val="23"/>
+        </w:rPr>
+        <w:t>contextul, ce doriți, până când</w:t>
+      </w:r>
+      <w:r>
+        <w:rPr>
+          <w:rFonts w:ascii="Cambria" w:hAnsi="Cambria" w:cs="Cambria" w:eastAsia="Cambria"/>
+          <w:sz w:val="23"/>
+        </w:rPr>
+        <w:t>, apoi încheierea politicoasă și semnătura.</w:t>
+      </w:r>
+    </w:p>
+    <w:p>
+      <w:pPr>
+        <w:spacing w:before="0" w:after="40"/>
+        <w:ind w:left="510" w:hanging="283"/>
+      </w:pPr>
+      <w:r>
+        <w:rPr>
+          <w:rFonts w:ascii="Cambria" w:hAnsi="Cambria" w:cs="Cambria" w:eastAsia="Cambria"/>
+          <w:sz w:val="23"/>
+        </w:rPr>
+        <w:t>•</w:t>
+        <w:tab/>
+      </w:r>
+      <w:r>
+        <w:rPr>
+          <w:rFonts w:ascii="Cambria" w:hAnsi="Cambria" w:cs="Cambria" w:eastAsia="Cambria"/>
+          <w:b/>
+          <w:sz w:val="23"/>
+        </w:rPr>
+        <w:t>Trei secunde înainte de «Trimitere»:</w:t>
+      </w:r>
+      <w:r>
+        <w:rPr>
+          <w:rFonts w:ascii="Cambria" w:hAnsi="Cambria" w:cs="Cambria" w:eastAsia="Cambria"/>
+          <w:sz w:val="23"/>
+        </w:rPr>
+        <w:t xml:space="preserve"> ortografia, destinatarii (cei corecți și nimeni în plus), atașamentul chiar atașat.</w:t>
+      </w:r>
+    </w:p>
+    <w:p>
+      <w:pPr>
+        <w:spacing w:before="0" w:after="40"/>
+        <w:ind w:left="510" w:hanging="283"/>
+      </w:pPr>
+      <w:r>
+        <w:rPr>
+          <w:rFonts w:ascii="Cambria" w:hAnsi="Cambria" w:cs="Cambria" w:eastAsia="Cambria"/>
+          <w:sz w:val="23"/>
+        </w:rPr>
+        <w:t>•</w:t>
+        <w:tab/>
+      </w:r>
+      <w:r>
+        <w:rPr>
+          <w:rFonts w:ascii="Cambria" w:hAnsi="Cambria" w:cs="Cambria" w:eastAsia="Cambria"/>
+          <w:b/>
+          <w:sz w:val="23"/>
+        </w:rPr>
+        <w:t>Cc</w:t>
+      </w:r>
+      <w:r>
+        <w:rPr>
+          <w:rFonts w:ascii="Cambria" w:hAnsi="Cambria" w:cs="Cambria" w:eastAsia="Cambria"/>
+          <w:sz w:val="23"/>
+        </w:rPr>
+        <w:t xml:space="preserve"> = cei care doar trebuie să știe; </w:t>
+      </w:r>
+      <w:r>
+        <w:rPr>
+          <w:rFonts w:ascii="Cambria" w:hAnsi="Cambria" w:cs="Cambria" w:eastAsia="Cambria"/>
+          <w:b/>
+          <w:sz w:val="23"/>
+        </w:rPr>
+        <w:t>Bcc</w:t>
+      </w:r>
+      <w:r>
+        <w:rPr>
+          <w:rFonts w:ascii="Cambria" w:hAnsi="Cambria" w:cs="Cambria" w:eastAsia="Cambria"/>
+          <w:sz w:val="23"/>
+        </w:rPr>
+        <w:t xml:space="preserve"> = adrese ascunse. Nu răspunde tuturor decât dacă toți au nevoie de răspuns.</w:t>
       </w:r>
     </w:p>
     <w:p>
